--- a/src/screens/privacy/parke-terms/2026-10-21/Parke_서비스이용약관_GPS개정.docx
+++ b/src/screens/privacy/parke-terms/2026-10-21/Parke_서비스이용약관_GPS개정.docx
@@ -5131,6 +5131,22 @@
     </w:p>
     <w:p>
       <w:pPr>
+        <w:pStyle w:val="a4"/>
+        <w:numPr>
+          <w:ilvl w:val="0"/>
+          <w:numId w:val="15"/>
+        </w:numPr>
+        <w:spacing w:before="40" w:after="40" w:line="360" w:lineRule="auto"/>
+      </w:pPr>
+      <w:r>
+        <w:rPr>
+          <w:rFonts w:ascii="맑은 고딕" w:eastAsia="맑은 고딕" w:hAnsi="맑은 고딕" w:cs="맑은 고딕" w:hint="eastAsia"/>
+        </w:rPr>
+        <w:t xml:space="preserve">회사는 서비스를 이용하는 이용자가 제기하는 의견이나 불만사항이 정당하다고 인정되면 즉시 처리합니다. 다만, 즉시 처리가 불가능한 경우에는 이용자에게 그 사유와 처리되는 일정을 통지하여야 합니다.</w:t>
+      </w:r>
+    </w:p>
+    <w:p>
+      <w:pPr>
         <w:pStyle w:val="1"/>
       </w:pPr>
       <w:r>
@@ -6908,508 +6924,6 @@
         <w:rPr>
           <w:rFonts w:eastAsia="Arial"/>
         </w:rPr>
-        <w:t>.</w:t>
-      </w:r>
-    </w:p>
-    <w:p>
-      <w:pPr>
-        <w:pStyle w:val="1"/>
-      </w:pPr>
-      <w:r>
-        <w:rPr>
-          <w:rFonts w:eastAsia="맑은 고딕"/>
-        </w:rPr>
-        <w:t>제</w:t>
-      </w:r>
-      <w:r>
-        <w:t>14</w:t>
-      </w:r>
-      <w:r>
-        <w:rPr>
-          <w:rFonts w:eastAsia="맑은 고딕"/>
-        </w:rPr>
-        <w:t>조</w:t>
-      </w:r>
-      <w:r>
-        <w:t xml:space="preserve"> (</w:t>
-      </w:r>
-      <w:r>
-        <w:rPr>
-          <w:rFonts w:eastAsia="맑은 고딕"/>
-        </w:rPr>
-        <w:t>회사의</w:t>
-      </w:r>
-      <w:r>
-        <w:rPr>
-          <w:rFonts w:eastAsia="맑은 고딕"/>
-        </w:rPr>
-        <w:t xml:space="preserve"> </w:t>
-      </w:r>
-      <w:r>
-        <w:rPr>
-          <w:rFonts w:eastAsia="맑은 고딕"/>
-        </w:rPr>
-        <w:t>의무</w:t>
-      </w:r>
-      <w:r>
-        <w:t>)</w:t>
-      </w:r>
-    </w:p>
-    <w:p>
-      <w:pPr>
-        <w:pStyle w:val="a4"/>
-        <w:numPr>
-          <w:ilvl w:val="0"/>
-          <w:numId w:val="6"/>
-        </w:numPr>
-        <w:spacing w:before="40" w:after="40" w:line="360" w:lineRule="auto"/>
-      </w:pPr>
-      <w:r>
-        <w:rPr>
-          <w:rFonts w:ascii="맑은 고딕" w:eastAsia="맑은 고딕" w:hAnsi="맑은 고딕" w:cs="맑은 고딕" w:hint="eastAsia"/>
-        </w:rPr>
-        <w:t>회사는</w:t>
-      </w:r>
-      <w:r>
-        <w:rPr>
-          <w:rFonts w:eastAsia="Arial"/>
-        </w:rPr>
-        <w:t xml:space="preserve"> </w:t>
-      </w:r>
-      <w:r>
-        <w:rPr>
-          <w:rFonts w:ascii="맑은 고딕" w:eastAsia="맑은 고딕" w:hAnsi="맑은 고딕" w:cs="맑은 고딕" w:hint="eastAsia"/>
-        </w:rPr>
-        <w:t>법령</w:t>
-      </w:r>
-      <w:r>
-        <w:rPr>
-          <w:rFonts w:eastAsia="Arial"/>
-        </w:rPr>
-        <w:t xml:space="preserve"> </w:t>
-      </w:r>
-      <w:r>
-        <w:rPr>
-          <w:rFonts w:ascii="맑은 고딕" w:eastAsia="맑은 고딕" w:hAnsi="맑은 고딕" w:cs="맑은 고딕" w:hint="eastAsia"/>
-        </w:rPr>
-        <w:t>또는</w:t>
-      </w:r>
-      <w:r>
-        <w:rPr>
-          <w:rFonts w:eastAsia="Arial"/>
-        </w:rPr>
-        <w:t xml:space="preserve"> </w:t>
-      </w:r>
-      <w:r>
-        <w:rPr>
-          <w:rFonts w:ascii="맑은 고딕" w:eastAsia="맑은 고딕" w:hAnsi="맑은 고딕" w:cs="맑은 고딕" w:hint="eastAsia"/>
-        </w:rPr>
-        <w:t>본</w:t>
-      </w:r>
-      <w:r>
-        <w:rPr>
-          <w:rFonts w:eastAsia="Arial"/>
-        </w:rPr>
-        <w:t xml:space="preserve"> </w:t>
-      </w:r>
-      <w:r>
-        <w:rPr>
-          <w:rFonts w:ascii="맑은 고딕" w:eastAsia="맑은 고딕" w:hAnsi="맑은 고딕" w:cs="맑은 고딕" w:hint="eastAsia"/>
-        </w:rPr>
-        <w:t>약관이</w:t>
-      </w:r>
-      <w:r>
-        <w:rPr>
-          <w:rFonts w:eastAsia="Arial"/>
-        </w:rPr>
-        <w:t xml:space="preserve"> </w:t>
-      </w:r>
-      <w:r>
-        <w:rPr>
-          <w:rFonts w:ascii="맑은 고딕" w:eastAsia="맑은 고딕" w:hAnsi="맑은 고딕" w:cs="맑은 고딕" w:hint="eastAsia"/>
-        </w:rPr>
-        <w:t>금지하거나</w:t>
-      </w:r>
-      <w:r>
-        <w:rPr>
-          <w:rFonts w:eastAsia="Arial"/>
-        </w:rPr>
-        <w:t xml:space="preserve"> </w:t>
-      </w:r>
-      <w:r>
-        <w:rPr>
-          <w:rFonts w:ascii="맑은 고딕" w:eastAsia="맑은 고딕" w:hAnsi="맑은 고딕" w:cs="맑은 고딕" w:hint="eastAsia"/>
-        </w:rPr>
-        <w:t>사회질서에</w:t>
-      </w:r>
-      <w:r>
-        <w:rPr>
-          <w:rFonts w:eastAsia="Arial"/>
-        </w:rPr>
-        <w:t xml:space="preserve"> </w:t>
-      </w:r>
-      <w:r>
-        <w:rPr>
-          <w:rFonts w:ascii="맑은 고딕" w:eastAsia="맑은 고딕" w:hAnsi="맑은 고딕" w:cs="맑은 고딕" w:hint="eastAsia"/>
-        </w:rPr>
-        <w:t>위반되는</w:t>
-      </w:r>
-      <w:r>
-        <w:rPr>
-          <w:rFonts w:eastAsia="Arial"/>
-        </w:rPr>
-        <w:t xml:space="preserve"> </w:t>
-      </w:r>
-      <w:r>
-        <w:rPr>
-          <w:rFonts w:ascii="맑은 고딕" w:eastAsia="맑은 고딕" w:hAnsi="맑은 고딕" w:cs="맑은 고딕" w:hint="eastAsia"/>
-        </w:rPr>
-        <w:t>행위를</w:t>
-      </w:r>
-      <w:r>
-        <w:rPr>
-          <w:rFonts w:eastAsia="Arial"/>
-        </w:rPr>
-        <w:t xml:space="preserve"> </w:t>
-      </w:r>
-      <w:r>
-        <w:rPr>
-          <w:rFonts w:ascii="맑은 고딕" w:eastAsia="맑은 고딕" w:hAnsi="맑은 고딕" w:cs="맑은 고딕" w:hint="eastAsia"/>
-        </w:rPr>
-        <w:t>하지</w:t>
-      </w:r>
-      <w:r>
-        <w:rPr>
-          <w:rFonts w:eastAsia="Arial"/>
-        </w:rPr>
-        <w:t xml:space="preserve"> </w:t>
-      </w:r>
-      <w:r>
-        <w:rPr>
-          <w:rFonts w:ascii="맑은 고딕" w:eastAsia="맑은 고딕" w:hAnsi="맑은 고딕" w:cs="맑은 고딕" w:hint="eastAsia"/>
-        </w:rPr>
-        <w:t>않으며</w:t>
-      </w:r>
-      <w:r>
-        <w:rPr>
-          <w:rFonts w:eastAsia="Arial"/>
-        </w:rPr>
-        <w:t xml:space="preserve">, </w:t>
-      </w:r>
-      <w:r>
-        <w:rPr>
-          <w:rFonts w:ascii="맑은 고딕" w:eastAsia="맑은 고딕" w:hAnsi="맑은 고딕" w:cs="맑은 고딕" w:hint="eastAsia"/>
-        </w:rPr>
-        <w:t>본</w:t>
-      </w:r>
-      <w:r>
-        <w:rPr>
-          <w:rFonts w:eastAsia="Arial"/>
-        </w:rPr>
-        <w:t xml:space="preserve"> </w:t>
-      </w:r>
-      <w:r>
-        <w:rPr>
-          <w:rFonts w:ascii="맑은 고딕" w:eastAsia="맑은 고딕" w:hAnsi="맑은 고딕" w:cs="맑은 고딕" w:hint="eastAsia"/>
-        </w:rPr>
-        <w:t>약관이</w:t>
-      </w:r>
-      <w:r>
-        <w:rPr>
-          <w:rFonts w:eastAsia="Arial"/>
-        </w:rPr>
-        <w:t xml:space="preserve"> </w:t>
-      </w:r>
-      <w:r>
-        <w:rPr>
-          <w:rFonts w:ascii="맑은 고딕" w:eastAsia="맑은 고딕" w:hAnsi="맑은 고딕" w:cs="맑은 고딕" w:hint="eastAsia"/>
-        </w:rPr>
-        <w:t>정하는</w:t>
-      </w:r>
-      <w:r>
-        <w:rPr>
-          <w:rFonts w:eastAsia="Arial"/>
-        </w:rPr>
-        <w:t xml:space="preserve"> </w:t>
-      </w:r>
-      <w:r>
-        <w:rPr>
-          <w:rFonts w:ascii="맑은 고딕" w:eastAsia="맑은 고딕" w:hAnsi="맑은 고딕" w:cs="맑은 고딕" w:hint="eastAsia"/>
-        </w:rPr>
-        <w:t>바에</w:t>
-      </w:r>
-      <w:r>
-        <w:rPr>
-          <w:rFonts w:eastAsia="Arial"/>
-        </w:rPr>
-        <w:t xml:space="preserve"> </w:t>
-      </w:r>
-      <w:r>
-        <w:rPr>
-          <w:rFonts w:ascii="맑은 고딕" w:eastAsia="맑은 고딕" w:hAnsi="맑은 고딕" w:cs="맑은 고딕" w:hint="eastAsia"/>
-        </w:rPr>
-        <w:t>따라</w:t>
-      </w:r>
-      <w:r>
-        <w:rPr>
-          <w:rFonts w:eastAsia="Arial"/>
-        </w:rPr>
-        <w:t xml:space="preserve"> </w:t>
-      </w:r>
-      <w:r>
-        <w:rPr>
-          <w:rFonts w:ascii="맑은 고딕" w:eastAsia="맑은 고딕" w:hAnsi="맑은 고딕" w:cs="맑은 고딕" w:hint="eastAsia"/>
-        </w:rPr>
-        <w:t>지속적이고</w:t>
-      </w:r>
-      <w:r>
-        <w:rPr>
-          <w:rFonts w:eastAsia="Arial"/>
-        </w:rPr>
-        <w:t xml:space="preserve"> </w:t>
-      </w:r>
-      <w:r>
-        <w:rPr>
-          <w:rFonts w:ascii="맑은 고딕" w:eastAsia="맑은 고딕" w:hAnsi="맑은 고딕" w:cs="맑은 고딕" w:hint="eastAsia"/>
-        </w:rPr>
-        <w:t>안정적으로</w:t>
-      </w:r>
-      <w:r>
-        <w:rPr>
-          <w:rFonts w:eastAsia="Arial"/>
-        </w:rPr>
-        <w:t xml:space="preserve"> </w:t>
-      </w:r>
-      <w:r>
-        <w:rPr>
-          <w:rFonts w:ascii="맑은 고딕" w:eastAsia="맑은 고딕" w:hAnsi="맑은 고딕" w:cs="맑은 고딕" w:hint="eastAsia"/>
-        </w:rPr>
-        <w:t>상품</w:t>
-      </w:r>
-      <w:r>
-        <w:rPr>
-          <w:rFonts w:eastAsia="Arial"/>
-        </w:rPr>
-        <w:t xml:space="preserve"> </w:t>
-      </w:r>
-      <w:r>
-        <w:rPr>
-          <w:rFonts w:ascii="맑은 고딕" w:eastAsia="맑은 고딕" w:hAnsi="맑은 고딕" w:cs="맑은 고딕" w:hint="eastAsia"/>
-        </w:rPr>
-        <w:t>등을</w:t>
-      </w:r>
-      <w:r>
-        <w:rPr>
-          <w:rFonts w:eastAsia="Arial"/>
-        </w:rPr>
-        <w:t xml:space="preserve"> </w:t>
-      </w:r>
-      <w:r>
-        <w:rPr>
-          <w:rFonts w:ascii="맑은 고딕" w:eastAsia="맑은 고딕" w:hAnsi="맑은 고딕" w:cs="맑은 고딕" w:hint="eastAsia"/>
-        </w:rPr>
-        <w:t>제공하는</w:t>
-      </w:r>
-      <w:r>
-        <w:rPr>
-          <w:rFonts w:eastAsia="Arial"/>
-        </w:rPr>
-        <w:t xml:space="preserve"> </w:t>
-      </w:r>
-      <w:r>
-        <w:rPr>
-          <w:rFonts w:ascii="맑은 고딕" w:eastAsia="맑은 고딕" w:hAnsi="맑은 고딕" w:cs="맑은 고딕" w:hint="eastAsia"/>
-        </w:rPr>
-        <w:t>데</w:t>
-      </w:r>
-      <w:r>
-        <w:rPr>
-          <w:rFonts w:eastAsia="Arial"/>
-        </w:rPr>
-        <w:t xml:space="preserve"> </w:t>
-      </w:r>
-      <w:r>
-        <w:rPr>
-          <w:rFonts w:ascii="맑은 고딕" w:eastAsia="맑은 고딕" w:hAnsi="맑은 고딕" w:cs="맑은 고딕" w:hint="eastAsia"/>
-        </w:rPr>
-        <w:t>최선을</w:t>
-      </w:r>
-      <w:r>
-        <w:rPr>
-          <w:rFonts w:eastAsia="Arial"/>
-        </w:rPr>
-        <w:t xml:space="preserve"> </w:t>
-      </w:r>
-      <w:r>
-        <w:rPr>
-          <w:rFonts w:ascii="맑은 고딕" w:eastAsia="맑은 고딕" w:hAnsi="맑은 고딕" w:cs="맑은 고딕" w:hint="eastAsia"/>
-        </w:rPr>
-        <w:t>다하여야</w:t>
-      </w:r>
-      <w:r>
-        <w:rPr>
-          <w:rFonts w:eastAsia="Arial"/>
-        </w:rPr>
-        <w:t xml:space="preserve"> </w:t>
-      </w:r>
-      <w:r>
-        <w:rPr>
-          <w:rFonts w:ascii="맑은 고딕" w:eastAsia="맑은 고딕" w:hAnsi="맑은 고딕" w:cs="맑은 고딕" w:hint="eastAsia"/>
-        </w:rPr>
-        <w:t>합니다</w:t>
-      </w:r>
-      <w:r>
-        <w:rPr>
-          <w:rFonts w:eastAsia="Arial"/>
-        </w:rPr>
-        <w:t>.</w:t>
-      </w:r>
-    </w:p>
-    <w:p>
-      <w:pPr>
-        <w:pStyle w:val="a4"/>
-        <w:numPr>
-          <w:ilvl w:val="0"/>
-          <w:numId w:val="6"/>
-        </w:numPr>
-        <w:spacing w:before="40" w:after="40" w:line="360" w:lineRule="auto"/>
-      </w:pPr>
-      <w:r>
-        <w:t>회사는</w:t>
-      </w:r>
-      <w:r>
-        <w:t xml:space="preserve"> </w:t>
-      </w:r>
-      <w:r>
-        <w:t>서비스를</w:t>
-      </w:r>
-      <w:r>
-        <w:t xml:space="preserve"> </w:t>
-      </w:r>
-      <w:r>
-        <w:t>이용하는</w:t>
-      </w:r>
-      <w:r>
-        <w:t xml:space="preserve"> </w:t>
-      </w:r>
-      <w:r>
-        <w:t>이용자가</w:t>
-      </w:r>
-      <w:r>
-        <w:t xml:space="preserve"> </w:t>
-      </w:r>
-      <w:r>
-        <w:t>제기하는</w:t>
-      </w:r>
-      <w:r>
-        <w:t xml:space="preserve"> </w:t>
-      </w:r>
-      <w:r>
-        <w:t>의견이나</w:t>
-      </w:r>
-      <w:r>
-        <w:t xml:space="preserve"> </w:t>
-      </w:r>
-      <w:r>
-        <w:t>불만사항이</w:t>
-      </w:r>
-      <w:r>
-        <w:t xml:space="preserve"> </w:t>
-      </w:r>
-      <w:r>
-        <w:t>정당하다고</w:t>
-      </w:r>
-      <w:r>
-        <w:t xml:space="preserve"> </w:t>
-      </w:r>
-      <w:r>
-        <w:t>인정되면</w:t>
-      </w:r>
-      <w:r>
-        <w:t xml:space="preserve"> </w:t>
-      </w:r>
-      <w:r>
-        <w:t>즉시</w:t>
-      </w:r>
-      <w:r>
-        <w:t xml:space="preserve"> </w:t>
-      </w:r>
-      <w:r>
-        <w:t>처리합니다</w:t>
-      </w:r>
-      <w:r>
-        <w:t xml:space="preserve">. </w:t>
-      </w:r>
-      <w:r>
-        <w:t>다만</w:t>
-      </w:r>
-      <w:r>
-        <w:t xml:space="preserve">, </w:t>
-      </w:r>
-      <w:r>
-        <w:t>즉시</w:t>
-      </w:r>
-      <w:r>
-        <w:t xml:space="preserve"> </w:t>
-      </w:r>
-      <w:r>
-        <w:t>처리가</w:t>
-      </w:r>
-      <w:r>
-        <w:t xml:space="preserve"> </w:t>
-      </w:r>
-      <w:r>
-        <w:t>불가능한</w:t>
-      </w:r>
-      <w:r>
-        <w:t xml:space="preserve"> </w:t>
-      </w:r>
-      <w:r>
-        <w:t>경우에는</w:t>
-      </w:r>
-      <w:r>
-        <w:t xml:space="preserve"> </w:t>
-      </w:r>
-      <w:r>
-        <w:t>이용자에게</w:t>
-      </w:r>
-      <w:r>
-        <w:t xml:space="preserve"> </w:t>
-      </w:r>
-      <w:r>
-        <w:t>그</w:t>
-      </w:r>
-      <w:r>
-        <w:t xml:space="preserve"> </w:t>
-      </w:r>
-      <w:r>
-        <w:t>사유와</w:t>
-      </w:r>
-      <w:r>
-        <w:t xml:space="preserve"> </w:t>
-      </w:r>
-      <w:r>
-        <w:t>처리되는</w:t>
-      </w:r>
-      <w:r>
-        <w:t xml:space="preserve"> </w:t>
-      </w:r>
-      <w:r>
-        <w:t>일정을</w:t>
-      </w:r>
-      <w:r>
-        <w:t xml:space="preserve"> </w:t>
-      </w:r>
-      <w:r>
-        <w:t>통지하여야</w:t>
-      </w:r>
-      <w:r>
-        <w:t xml:space="preserve"> </w:t>
-      </w:r>
-      <w:r>
-        <w:t>합니다</w:t>
-      </w:r>
-      <w:r>
         <w:t>.</w:t>
       </w:r>
     </w:p>
